--- a/QED Course/Lesson 15 Perturbation Theory.docx
+++ b/QED Course/Lesson 15 Perturbation Theory.docx
@@ -58,7 +58,7 @@
     </w:p>
     <w:p>
       <w:pPr>
-        <w:pStyle w:val="Heading1"/>
+        <w:pStyle w:val="Heading2"/>
       </w:pPr>
       <w:r>
         <w:t>How to use this lesson</w:t>
@@ -76,7 +76,7 @@
     </w:p>
     <w:p>
       <w:pPr>
-        <w:pStyle w:val="Heading2"/>
+        <w:pStyle w:val="Heading3"/>
       </w:pPr>
       <w:r>
         <w:t>Learning objectives</w:t>
@@ -148,7 +148,7 @@
     </w:p>
     <w:p>
       <w:pPr>
-        <w:pStyle w:val="Heading2"/>
+        <w:pStyle w:val="Heading3"/>
       </w:pPr>
       <w:r>
         <w:t>Notation and conventions</w:t>
@@ -512,7 +512,7 @@
     </w:tbl>
     <w:p>
       <w:pPr>
-        <w:pStyle w:val="Heading1"/>
+        <w:pStyle w:val="Heading2"/>
       </w:pPr>
       <w:r>
         <w:t>1 Setting up the expansion</w:t>
@@ -520,7 +520,7 @@
     </w:p>
     <w:p>
       <w:pPr>
-        <w:pStyle w:val="Heading2"/>
+        <w:pStyle w:val="Heading3"/>
       </w:pPr>
       <w:r>
         <w:t>1.1 The perturbed Hamiltonian</w:t>
@@ -578,7 +578,7 @@
     </w:p>
     <w:p>
       <w:pPr>
-        <w:pStyle w:val="Heading2"/>
+        <w:pStyle w:val="Heading3"/>
       </w:pPr>
       <w:r>
         <w:t>1.2 The ansatz</w:t>
@@ -1181,7 +1181,7 @@
     </w:p>
     <w:p>
       <w:pPr>
-        <w:pStyle w:val="Heading1"/>
+        <w:pStyle w:val="Heading2"/>
       </w:pPr>
       <w:r>
         <w:t>2 Nondegenerate perturbation theory</w:t>
@@ -1189,7 +1189,7 @@
     </w:p>
     <w:p>
       <w:pPr>
-        <w:pStyle w:val="Heading2"/>
+        <w:pStyle w:val="Heading3"/>
       </w:pPr>
       <w:r>
         <w:t>2.1 First-order energy</w:t>
@@ -1427,7 +1427,7 @@
     </w:p>
     <w:p>
       <w:pPr>
-        <w:pStyle w:val="Heading2"/>
+        <w:pStyle w:val="Heading3"/>
       </w:pPr>
       <w:r>
         <w:t>2.2 First-order state</w:t>
@@ -1660,7 +1660,7 @@
     </w:p>
     <w:p>
       <w:pPr>
-        <w:pStyle w:val="Heading2"/>
+        <w:pStyle w:val="Heading3"/>
       </w:pPr>
       <w:r>
         <w:t>2.3 Second-order energy</w:t>
@@ -1800,10 +1800,11 @@
       </w:r>
     </w:p>
     <w:p>
-      <w:pPr>
-        <w:pStyle w:val="Heading3"/>
-      </w:pPr>
       <w:r>
+        <w:rPr>
+          <w:b/>
+          <w:i/>
+        </w:rPr>
         <w:t>Worked example 1</w:t>
       </w:r>
     </w:p>
@@ -1814,7 +1815,7 @@
     </w:p>
     <w:p>
       <w:pPr>
-        <w:pStyle w:val="Heading1"/>
+        <w:pStyle w:val="Heading2"/>
       </w:pPr>
       <w:r>
         <w:t>3 Degenerate perturbation theory</w:t>
@@ -1822,7 +1823,7 @@
     </w:p>
     <w:p>
       <w:pPr>
-        <w:pStyle w:val="Heading2"/>
+        <w:pStyle w:val="Heading3"/>
       </w:pPr>
       <w:r>
         <w:t>3.1 Why nondegenerate theory fails</w:t>
@@ -1835,7 +1836,7 @@
     </w:p>
     <w:p>
       <w:pPr>
-        <w:pStyle w:val="Heading2"/>
+        <w:pStyle w:val="Heading3"/>
       </w:pPr>
       <w:r>
         <w:t>3.2 Diagonalizing within the degenerate subspace</w:t>
@@ -1967,10 +1968,11 @@
       </w:r>
     </w:p>
     <w:p>
-      <w:pPr>
-        <w:pStyle w:val="Heading3"/>
-      </w:pPr>
       <w:r>
+        <w:rPr>
+          <w:b/>
+          <w:i/>
+        </w:rPr>
         <w:t>Worked example 2</w:t>
       </w:r>
     </w:p>
@@ -1981,7 +1983,7 @@
     </w:p>
     <w:p>
       <w:pPr>
-        <w:pStyle w:val="Heading1"/>
+        <w:pStyle w:val="Heading2"/>
       </w:pPr>
       <w:r>
         <w:t>4 The Stark effect</w:t>
@@ -1989,7 +1991,7 @@
     </w:p>
     <w:p>
       <w:pPr>
-        <w:pStyle w:val="Heading2"/>
+        <w:pStyle w:val="Heading3"/>
       </w:pPr>
       <w:r>
         <w:t>4.1 Setup</w:t>
@@ -2002,7 +2004,7 @@
     </w:p>
     <w:p>
       <w:pPr>
-        <w:pStyle w:val="Heading2"/>
+        <w:pStyle w:val="Heading3"/>
       </w:pPr>
       <w:r>
         <w:t>4.2 Selection rules simplify the matrix</w:t>
@@ -2015,7 +2017,7 @@
     </w:p>
     <w:p>
       <w:pPr>
-        <w:pStyle w:val="Heading2"/>
+        <w:pStyle w:val="Heading3"/>
       </w:pPr>
       <w:r>
         <w:t>4.3 Diagonalizing the 2×2 block</w:t>
@@ -2027,10 +2029,11 @@
       </w:r>
     </w:p>
     <w:p>
-      <w:pPr>
-        <w:pStyle w:val="Heading3"/>
-      </w:pPr>
       <w:r>
+        <w:rPr>
+          <w:b/>
+          <w:i/>
+        </w:rPr>
         <w:t>Worked example 3</w:t>
       </w:r>
     </w:p>
@@ -2041,7 +2044,7 @@
     </w:p>
     <w:p>
       <w:pPr>
-        <w:pStyle w:val="Heading1"/>
+        <w:pStyle w:val="Heading2"/>
       </w:pPr>
       <w:r>
         <w:t>5 Hydrogen fine structure</w:t>
@@ -2049,7 +2052,7 @@
     </w:p>
     <w:p>
       <w:pPr>
-        <w:pStyle w:val="Heading2"/>
+        <w:pStyle w:val="Heading3"/>
       </w:pPr>
       <w:r>
         <w:t>5.1 The relativistic correction to the kinetic energy</w:t>
@@ -2057,7 +2060,7 @@
     </w:p>
     <w:p>
       <w:r>
-        <w:t>The nonrelativistic hydrogen Hamiltonian, H₀ = p²/2m − e²/4πr (Heaviside Lorentz units of Lesson 7), uses the leading term of the relativistic energy expansion of Lesson 3, Worked example 5. The next term, −p⁴/8m³, is the first relativistic correction and is treated as a perturbation.</w:t>
+        <w:t>The nonrelativistic hydrogen Hamiltonian, H₀ = p²/2m − e²/4πr (Heaviside–Lorentz units of Lesson 7), uses the leading term of the relativistic energy expansion of Lesson 3, Worked example 5. The next term, −p⁴/8m³, is the first relativistic correction and is treated as a perturbation.</w:t>
       </w:r>
     </w:p>
     <w:p>
@@ -2125,7 +2128,7 @@
     </w:p>
     <w:p>
       <w:pPr>
-        <w:pStyle w:val="Heading2"/>
+        <w:pStyle w:val="Heading3"/>
       </w:pPr>
       <w:r>
         <w:t>5.2 Spin-orbit coupling</w:t>
@@ -2246,10 +2249,11 @@
       </w:r>
     </w:p>
     <w:p>
-      <w:pPr>
-        <w:pStyle w:val="Heading3"/>
-      </w:pPr>
       <w:r>
+        <w:rPr>
+          <w:b/>
+          <w:i/>
+        </w:rPr>
         <w:t>Worked example 4</w:t>
       </w:r>
     </w:p>
@@ -2260,7 +2264,7 @@
     </w:p>
     <w:p>
       <w:pPr>
-        <w:pStyle w:val="Heading2"/>
+        <w:pStyle w:val="Heading3"/>
       </w:pPr>
       <w:r>
         <w:t>5.3 The combined fine-structure formula</w:t>
@@ -2454,7 +2458,7 @@
     </w:p>
     <w:p>
       <w:pPr>
-        <w:pStyle w:val="Heading1"/>
+        <w:pStyle w:val="Heading2"/>
       </w:pPr>
       <w:r>
         <w:t>6 The nature of the perturbation series</w:t>
@@ -2462,7 +2466,7 @@
     </w:p>
     <w:p>
       <w:pPr>
-        <w:pStyle w:val="Heading2"/>
+        <w:pStyle w:val="Heading3"/>
       </w:pPr>
       <w:r>
         <w:t>6.1 Asymptotic, not convergent</w:t>
@@ -2475,7 +2479,7 @@
     </w:p>
     <w:p>
       <w:pPr>
-        <w:pStyle w:val="Heading2"/>
+        <w:pStyle w:val="Heading3"/>
       </w:pPr>
       <w:r>
         <w:t>6.2 When perturbation theory is trustworthy</w:t>
@@ -2487,10 +2491,11 @@
       </w:r>
     </w:p>
     <w:p>
-      <w:pPr>
-        <w:pStyle w:val="Heading3"/>
-      </w:pPr>
       <w:r>
+        <w:rPr>
+          <w:b/>
+          <w:i/>
+        </w:rPr>
         <w:t>Worked example 5</w:t>
       </w:r>
     </w:p>
@@ -2501,7 +2506,7 @@
     </w:p>
     <w:p>
       <w:pPr>
-        <w:pStyle w:val="Heading1"/>
+        <w:pStyle w:val="Heading2"/>
       </w:pPr>
       <w:r>
         <w:t>7 Connections to QED</w:t>
@@ -2832,7 +2837,7 @@
     </w:p>
     <w:p>
       <w:pPr>
-        <w:pStyle w:val="Heading1"/>
+        <w:pStyle w:val="Heading2"/>
       </w:pPr>
       <w:r>
         <w:t>8 Summary</w:t>
@@ -2936,7 +2941,7 @@
     </w:p>
     <w:p>
       <w:pPr>
-        <w:pStyle w:val="Heading1"/>
+        <w:pStyle w:val="Heading2"/>
       </w:pPr>
       <w:r>
         <w:t>Exercises</w:t>
@@ -3596,7 +3601,7 @@
     </w:tbl>
     <w:p>
       <w:pPr>
-        <w:pStyle w:val="Heading1"/>
+        <w:pStyle w:val="Heading2"/>
       </w:pPr>
       <w:r>
         <w:t>Solutions</w:t>
@@ -3627,7 +3632,7 @@
         <w:t xml:space="preserve"> </w:t>
       </w:r>
       <w:r>
-        <w:t>⟨n⁽⁰⁾\|H₀\|n⁽²⁾⟩+⟨n⁽⁰⁾\|H′\|n⁽¹⁾⟩ = Eₙ⁽⁰⁾⟨n⁽⁰⁾\|n⁽²⁾⟩+Eₙ⁽¹⁾⟨n⁽⁰⁾\|n⁽¹⁾⟩+Eₙ⁽²⁾. Using Hermiticity, ⟨n⁽⁰⁾\|H₀\|n⁽²⁾⟩ = Eₙ⁽⁰⁾⟨n⁽⁰⁾\|n⁽²⁾⟩, which cancels the corresponding term on the right. Using ⟨n⁽⁰⁾\|n⁽¹⁾⟩ = 0 (Exercise 3), the Eₙ⁽¹⁾ term also vanishes, leaving Eₙ⁽²⁾ = ⟨n⁽⁰⁾\|H′\|n⁽¹⁾⟩ = Σₘ≠ₙ Hₙₘ′cₘ = Σₘ≠ₙ \|Hₘₙ′\|²/(Eₙ⁽⁰⁾−Eₘ⁽⁰⁾), using cₘ from Section 2.2 and Hₙₘ′=Hₘₙ′*.</w:t>
+        <w:t>⟨n⁽⁰⁾|H₀|n⁽²⁾⟩+⟨n⁽⁰⁾|H′|n⁽¹⁾⟩ = Eₙ⁽⁰⁾⟨n⁽⁰⁾|n⁽²⁾⟩+Eₙ⁽¹⁾⟨n⁽⁰⁾|n⁽¹⁾⟩+Eₙ⁽²⁾. Using Hermiticity, ⟨n⁽⁰⁾|H₀|n⁽²⁾⟩ = Eₙ⁽⁰⁾⟨n⁽⁰⁾|n⁽²⁾⟩, which cancels the corresponding term on the right. Using ⟨n⁽⁰⁾|n⁽¹⁾⟩ = 0 (Exercise 3), the Eₙ⁽¹⁾ term also vanishes, leaving Eₙ⁽²⁾ = ⟨n⁽⁰⁾|H′|n⁽¹⁾⟩ = Σₘ≠ₙ Hₙₘ′cₘ = Σₘ≠ₙ |Hₘₙ′|²/(Eₙ⁽⁰⁾−Eₘ⁽⁰⁾), using cₘ from Section 2.2 and Hₙₘ′=Hₘₙ′*.</w:t>
       </w:r>
     </w:p>
     <w:p>
@@ -3641,7 +3646,7 @@
         <w:t xml:space="preserve"> </w:t>
       </w:r>
       <w:r>
-        <w:t>If ⟨n⁽⁰⁾\|n⁽¹⁾⟩ = c ≠ 0, redefine \|n⟩ → \|n⟩/√(1+2λRe(c)+…) to restore normalization to order λ; this rescaling only multiplies \|n⟩ by an overall constant at each order and does not change any physical prediction (energies or the direction of the state), so setting c=0 is a choice of normalization convention, not a restriction on the physics.</w:t>
+        <w:t>If ⟨n⁽⁰⁾|n⁽¹⁾⟩ = c ≠ 0, redefine |n⟩ → |n⟩/√(1+2λRe(c)+…) to restore normalization to order λ; this rescaling only multiplies |n⟩ by an overall constant at each order and does not change any physical prediction (energies or the direction of the state), so setting c=0 is a choice of normalization convention, not a restriction on the physics.</w:t>
       </w:r>
     </w:p>
     <w:p>
@@ -3655,7 +3660,7 @@
         <w:t xml:space="preserve"> </w:t>
       </w:r>
       <w:r>
-        <w:t>E₁⁽²⁾ = \|V\|²/(E₁−E₂), E₂⁽²⁾ = \|V\|²/(E₂−E₁) = −\|V\|²/(E₁−E₂). Adding, E₁⁽²⁾+E₂⁽²⁾ = 0: the two levels are pushed apart symmetrically, with no net shift of their average, matching the exact result of Exercise 1 where (E₁+E₂)/2 is unaffected by V at this order.</w:t>
+        <w:t>E₁⁽²⁾ = |V|²/(E₁−E₂), E₂⁽²⁾ = |V|²/(E₂−E₁) = −|V|²/(E₁−E₂). Adding, E₁⁽²⁾+E₂⁽²⁾ = 0: the two levels are pushed apart symmetrically, with no net shift of their average, matching the exact result of Exercise 1 where (E₁+E₂)/2 is unaffected by V at this order.</w:t>
       </w:r>
     </w:p>
     <w:p>
@@ -3669,7 +3674,7 @@
         <w:t xml:space="preserve"> </w:t>
       </w:r>
       <w:r>
-        <w:t>The states (\|1⟩±\|2⟩)/√2 diagonalize H′=[[0,V],[V,0]] with eigenvalues ±V exactly, by direct matrix multiplication: H′(\|1⟩+\|2⟩)/√2 = V(\|2⟩+\|1⟩)/√2 = V(\|1⟩+\|2⟩)/√2, confirming the eigenvalue +V exactly, not merely to leading order, because H′ in this simple example has no matrix elements connecting the degenerate subspace to any state outside it.</w:t>
+        <w:t>The states (|1⟩±|2⟩)/√2 diagonalize H′=[[0,V],[V,0]] with eigenvalues ±V exactly, by direct matrix multiplication: H′(|1⟩+|2⟩)/√2 = V(|2⟩+|1⟩)/√2 = V(|1⟩+|2⟩)/√2, confirming the eigenvalue +V exactly, not merely to leading order, because H′ in this simple example has no matrix elements connecting the degenerate subspace to any state outside it.</w:t>
       </w:r>
     </w:p>
     <w:p>
@@ -3683,7 +3688,7 @@
         <w:t xml:space="preserve"> </w:t>
       </w:r>
       <w:r>
-        <w:t>The perturbation H′ = eEẑ satisfies the selection rule Δm=0 (z has no φ dependence, so it commutes with L̂_z up to no shift in m); since no other n=2 state shares m=±1, there is no state for \|2,1,±1⟩ to mix with at first order, and by Section 2.1 its diagonal matrix element ⟨2,1,±1\|z\|2,1,±1⟩ vanishes by the same Δℓ=±1 selection rule (z cannot connect a state to itself, since that would require Δℓ=0), giving zero first-order shift.</w:t>
+        <w:t>The perturbation H′ = eEẑ satisfies the selection rule Δm=0 (z has no φ dependence, so it commutes with L̂_z up to no shift in m); since no other n=2 state shares m=±1, there is no state for |2,1,±1⟩ to mix with at first order, and by Section 2.1 its diagonal matrix element ⟨2,1,±1|z|2,1,±1⟩ vanishes by the same Δℓ=±1 selection rule (z cannot connect a state to itself, since that would require Δℓ=0), giving zero first-order shift.</w:t>
       </w:r>
     </w:p>
     <w:p>
@@ -3697,7 +3702,7 @@
         <w:t xml:space="preserve"> </w:t>
       </w:r>
       <w:r>
-        <w:t>\|2,0,0⟩ and \|2,1,0⟩ individually have definite parity (even and odd respectively, since parity is (−1)^ℓ), so ⟨z⟩ vanishes in each by the same argument as Worked example 3. But their combination (\|2,0,0⟩−\|2,1,0⟩)/√2 is not a parity eigenstate (it mixes even and odd ℓ), so the cross term in ⟨z⟩ = (1/2)[⟨2,0,0\|z\|2,0,0⟩+⟨2,1,0\|z\|2,1,0⟩−2⟨2,0,0\|z\|2,1,0⟩] need not vanish; indeed it is exactly this cross term, proportional to the same matrix element −3eEa₀ used in Section 4.3, that gives the state a nonzero, field-independent dipole moment even before the field is applied (in the sense of the perturbed eigenstate's own charge distribution).</w:t>
+        <w:t>|2,0,0⟩ and |2,1,0⟩ individually have definite parity (even and odd respectively, since parity is (−1)^ℓ), so ⟨z⟩ vanishes in each by the same argument as Worked example 3. But their combination (|2,0,0⟩−|2,1,0⟩)/√2 is not a parity eigenstate (it mixes even and odd ℓ), so the cross term in ⟨z⟩ = (1/2)[⟨2,0,0|z|2,0,0⟩+⟨2,1,0|z|2,1,0⟩−2⟨2,0,0|z|2,1,0⟩] need not vanish; indeed it is exactly this cross term, proportional to the same matrix element −3eEa₀ used in Section 4.3, that gives the state a nonzero, field-independent dipole moment even before the field is applied (in the sense of the perturbed eigenstate's own charge distribution).</w:t>
       </w:r>
     </w:p>
     <w:p>
@@ -3711,7 +3716,7 @@
         <w:t xml:space="preserve"> </w:t>
       </w:r>
       <w:r>
-        <w:t>\|1,0,0⟩ is an eigenstate of the parity operator Π with eigenvalue (−1)^ℓ = (−1)^0 = +1 (Lesson 10, Exercise 13, applied to ℓ=0). Since Πẑ Π⁻¹ = −ẑ (z is a vector component, odd under parity), ⟨1,0,0\|z\|1,0,0⟩ = ⟨1,0,0\|Π⁻¹Πẑ\|1,0,0⟩ = −⟨1,0,0\|ẑ\|1,0,0⟩ (using Π\|1,0,0⟩=\|1,0,0⟩ and Πẑ=−ẑΠ), forcing the expectation value to equal its own negative, hence zero.</w:t>
+        <w:t>|1,0,0⟩ is an eigenstate of the parity operator Π with eigenvalue (−1)^ℓ = (−1)^0 = +1 (Lesson 10, Exercise 13, applied to ℓ=0). Since Πẑ Π⁻¹ = −ẑ (z is a vector component, odd under parity), ⟨1,0,0|z|1,0,0⟩ = ⟨1,0,0|Π⁻¹Πẑ|1,0,0⟩ = −⟨1,0,0|ẑ|1,0,0⟩ (using Π|1,0,0⟩=|1,0,0⟩ and Πẑ=−ẑΠ), forcing the expectation value to equal its own negative, hence zero.</w:t>
       </w:r>
     </w:p>
     <w:p>
@@ -3753,7 +3758,7 @@
         <w:t xml:space="preserve"> </w:t>
       </w:r>
       <w:r>
-        <w:t>For ℓ=0, only j=1/2 is allowed by the addition rule (j = \|0−1/2\|,…,0+1/2 = 1/2 only), so there is no splitting to speak of; explicitly, L·S has expectation value (ℏ²/2)[j(j+1)−0−3/4] = (ℏ²/2)[3/4−3/4]=0, consistent with L=0 making L·S identically zero regardless of S.</w:t>
+        <w:t>For ℓ=0, only j=1/2 is allowed by the addition rule (j = |0−1/2|,…,0+1/2 = 1/2 only), so there is no splitting to speak of; explicitly, L·S has expectation value (ℏ²/2)[j(j+1)−0−3/4] = (ℏ²/2)[3/4−3/4]=0, consistent with L=0 making L·S identically zero regardless of S.</w:t>
       </w:r>
     </w:p>
     <w:p>
@@ -3781,7 +3786,7 @@
         <w:t xml:space="preserve"> </w:t>
       </w:r>
       <w:r>
-        <w:t>The fine-structure splitting is order α² × \|E_(n=2)\| ≈ (1/137)² × 3.4 eV ≈ 1.8×10⁻⁴ eV, the correct order of magnitude compared with the observed splitting of order 10⁻⁵ to 10⁻⁴ eV for the n=2 level, confirming perturbation theory's excellent quantitative reliability for this problem.</w:t>
+        <w:t>The fine-structure splitting is order α² × |E_(n=2)| ≈ (1/137)² × 3.4 eV ≈ 1.8×10⁻⁴ eV, the correct order of magnitude compared with the observed splitting of order 10⁻⁵ to 10⁻⁴ eV for the n=2 level, confirming perturbation theory's excellent quantitative reliability for this problem.</w:t>
       </w:r>
     </w:p>
     <w:p>
@@ -3809,7 +3814,7 @@
         <w:t xml:space="preserve"> </w:t>
       </w:r>
       <w:r>
-        <w:t>If H′\|n⁽⁰⁾⟩ = hₙ\|n⁽⁰⁾⟩ for every n, then \|n⁽⁰⁾⟩ is already an exact eigenstate of H = H₀+λH′ with exact eigenvalue Eₙ⁽⁰⁾+λhₙ: the first-order formula Eₙ⁽¹⁾ = ⟨n⁽⁰⁾\|H′\|n⁽⁰⁾⟩ = hₙ gives the complete answer, and every matrix element Hₘₙ′ for m≠n vanishes (since H′ is diagonal in this basis), so |n⁽¹⁾⟩ = 0 and every higher-order correction vanishes identically, consistent with the state already being exact.</w:t>
+        <w:t>If H′|n⁽⁰⁾⟩ = hₙ|n⁽⁰⁾⟩ for every n, then |n⁽⁰⁾⟩ is already an exact eigenstate of H = H₀+λH′ with exact eigenvalue Eₙ⁽⁰⁾+λhₙ: the first-order formula Eₙ⁽¹⁾ = ⟨n⁽⁰⁾|H′|n⁽⁰⁾⟩ = hₙ gives the complete answer, and every matrix element Hₘₙ′ for m≠n vanishes (since H′ is diagonal in this basis), so |n⁽¹⁾⟩ = 0 and every higher-order correction vanishes identically, consistent with the state already being exact.</w:t>
       </w:r>
     </w:p>
     <w:p>
@@ -3823,12 +3828,12 @@
         <w:t xml:space="preserve"> </w:t>
       </w:r>
       <w:r>
-        <w:t>By construction, the diagonalizing basis states \|n⁽⁰⁾ᵢ⟩ are the eigenvectors of the g×g matrix Hᵢⱼ′ restricted to the degenerate subspace; a Hermitian matrix's eigenvectors for distinct eigenvalues are automatically orthogonal (Lesson 1, Section 5.1) and, crucially, the off-diagonal matrix elements of H′ between them, evaluated in this new basis, are exactly zero by the defining property of diagonalization (a diagonal matrix has zero off-diagonal entries by definition). Hence the numerator Hᵢⱼ′ in the analogue of Section 2.2's formula, applied within the (now non-degenerate, since the eigenvalues Eᵢ⁽¹⁾ are assumed distinct) split subspace, vanishes identically for i≠j, so no spurious divergence from the original degeneracy remains once the correct basis is used.</w:t>
+        <w:t>By construction, the diagonalizing basis states |n⁽⁰⁾ᵢ⟩ are the eigenvectors of the g×g matrix Hᵢⱼ′ restricted to the degenerate subspace; a Hermitian matrix's eigenvectors for distinct eigenvalues are automatically orthogonal (Lesson 1, Section 5.1) and, crucially, the off-diagonal matrix elements of H′ between them, evaluated in this new basis, are exactly zero by the defining property of diagonalization (a diagonal matrix has zero off-diagonal entries by definition). Hence the numerator Hᵢⱼ′ in the analogue of Section 2.2's formula, applied within the (now non-degenerate, since the eigenvalues Eᵢ⁽¹⁾ are assumed distinct) split subspace, vanishes identically for i≠j, so no spurious divergence from the original degeneracy remains once the correct basis is used.</w:t>
       </w:r>
     </w:p>
     <w:p>
       <w:pPr>
-        <w:pStyle w:val="Heading1"/>
+        <w:pStyle w:val="Heading2"/>
       </w:pPr>
       <w:r>
         <w:t>Mastery checklist</w:t>
@@ -3900,7 +3905,7 @@
     </w:p>
     <w:p>
       <w:pPr>
-        <w:pStyle w:val="Heading1"/>
+        <w:pStyle w:val="Heading2"/>
       </w:pPr>
       <w:r>
         <w:t>Next lesson</w:t>
